--- a/a7/packages/A7 Unit 3 - Exponents and Scientific Notation/Question Banks/A7 3.03  Question Bank - Additional.docx
+++ b/a7/packages/A7 Unit 3 - Exponents and Scientific Notation/Question Banks/A7 3.03  Question Bank - Additional.docx
@@ -1531,7 +1531,7 @@
             <w:r>
               <w:drawing>
                 <wp:inline xmlns:a="http://schemas.openxmlformats.org/drawingml/2006/main" xmlns:pic="http://schemas.openxmlformats.org/drawingml/2006/picture">
-                  <wp:extent cx="256032" cy="143256"/>
+                  <wp:extent cx="624840" cy="143256"/>
                   <wp:docPr id="18" name="Picture 18"/>
                   <wp:cNvGraphicFramePr>
                     <a:graphicFrameLocks noChangeAspect="1"/>
@@ -1540,7 +1540,7 @@
                     <a:graphicData uri="http://schemas.openxmlformats.org/drawingml/2006/picture">
                       <pic:pic>
                         <pic:nvPicPr>
-                          <pic:cNvPr id="0" name="a9076f803452b3c7.png"/>
+                          <pic:cNvPr id="0" name="cd34ad22912cb49c.png"/>
                           <pic:cNvPicPr/>
                         </pic:nvPicPr>
                         <pic:blipFill>
@@ -1552,7 +1552,7 @@
                         <pic:spPr>
                           <a:xfrm>
                             <a:off x="0" y="0"/>
-                            <a:ext cx="256032" cy="143256"/>
+                            <a:ext cx="624840" cy="143256"/>
                           </a:xfrm>
                           <a:prstGeom prst="rect"/>
                         </pic:spPr>

--- a/a7/packages/A7 Unit 3 - Exponents and Scientific Notation/Question Banks/A7 3.03  Question Bank - Additional.docx
+++ b/a7/packages/A7 Unit 3 - Exponents and Scientific Notation/Question Banks/A7 3.03  Question Bank - Additional.docx
@@ -1236,7 +1236,7 @@
             <w:r>
               <w:drawing>
                 <wp:inline xmlns:a="http://schemas.openxmlformats.org/drawingml/2006/main" xmlns:pic="http://schemas.openxmlformats.org/drawingml/2006/picture">
-                  <wp:extent cx="256032" cy="143256"/>
+                  <wp:extent cx="725424" cy="219456"/>
                   <wp:docPr id="13" name="Picture 13"/>
                   <wp:cNvGraphicFramePr>
                     <a:graphicFrameLocks noChangeAspect="1"/>
@@ -1245,7 +1245,7 @@
                     <a:graphicData uri="http://schemas.openxmlformats.org/drawingml/2006/picture">
                       <pic:pic>
                         <pic:nvPicPr>
-                          <pic:cNvPr id="0" name="8be51e068a625b28.png"/>
+                          <pic:cNvPr id="0" name="c321e1ae6c3a861c.png"/>
                           <pic:cNvPicPr/>
                         </pic:nvPicPr>
                         <pic:blipFill>
@@ -1257,7 +1257,7 @@
                         <pic:spPr>
                           <a:xfrm>
                             <a:off x="0" y="0"/>
-                            <a:ext cx="256032" cy="143256"/>
+                            <a:ext cx="725424" cy="219456"/>
                           </a:xfrm>
                           <a:prstGeom prst="rect"/>
                         </pic:spPr>
@@ -1295,7 +1295,7 @@
             <w:r>
               <w:drawing>
                 <wp:inline xmlns:a="http://schemas.openxmlformats.org/drawingml/2006/main" xmlns:pic="http://schemas.openxmlformats.org/drawingml/2006/picture">
-                  <wp:extent cx="624840" cy="143256"/>
+                  <wp:extent cx="259080" cy="146304"/>
                   <wp:docPr id="14" name="Picture 14"/>
                   <wp:cNvGraphicFramePr>
                     <a:graphicFrameLocks noChangeAspect="1"/>
@@ -1304,7 +1304,7 @@
                     <a:graphicData uri="http://schemas.openxmlformats.org/drawingml/2006/picture">
                       <pic:pic>
                         <pic:nvPicPr>
-                          <pic:cNvPr id="0" name="1e133b8fe2c28b62.png"/>
+                          <pic:cNvPr id="0" name="b64a7027da52e99e.png"/>
                           <pic:cNvPicPr/>
                         </pic:nvPicPr>
                         <pic:blipFill>
@@ -1316,7 +1316,7 @@
                         <pic:spPr>
                           <a:xfrm>
                             <a:off x="0" y="0"/>
-                            <a:ext cx="624840" cy="143256"/>
+                            <a:ext cx="259080" cy="146304"/>
                           </a:xfrm>
                           <a:prstGeom prst="rect"/>
                         </pic:spPr>
@@ -1363,7 +1363,7 @@
                     <a:graphicData uri="http://schemas.openxmlformats.org/drawingml/2006/picture">
                       <pic:pic>
                         <pic:nvPicPr>
-                          <pic:cNvPr id="0" name="dbef2912cb144de1.png"/>
+                          <pic:cNvPr id="0" name="1e133b8fe2c28b62.png"/>
                           <pic:cNvPicPr/>
                         </pic:nvPicPr>
                         <pic:blipFill>
@@ -1413,7 +1413,7 @@
             <w:r>
               <w:drawing>
                 <wp:inline xmlns:a="http://schemas.openxmlformats.org/drawingml/2006/main" xmlns:pic="http://schemas.openxmlformats.org/drawingml/2006/picture">
-                  <wp:extent cx="725424" cy="219456"/>
+                  <wp:extent cx="256032" cy="143256"/>
                   <wp:docPr id="16" name="Picture 16"/>
                   <wp:cNvGraphicFramePr>
                     <a:graphicFrameLocks noChangeAspect="1"/>
@@ -1422,7 +1422,7 @@
                     <a:graphicData uri="http://schemas.openxmlformats.org/drawingml/2006/picture">
                       <pic:pic>
                         <pic:nvPicPr>
-                          <pic:cNvPr id="0" name="c321e1ae6c3a861c.png"/>
+                          <pic:cNvPr id="0" name="8be51e068a625b28.png"/>
                           <pic:cNvPicPr/>
                         </pic:nvPicPr>
                         <pic:blipFill>
@@ -1434,7 +1434,7 @@
                         <pic:spPr>
                           <a:xfrm>
                             <a:off x="0" y="0"/>
-                            <a:ext cx="725424" cy="219456"/>
+                            <a:ext cx="256032" cy="143256"/>
                           </a:xfrm>
                           <a:prstGeom prst="rect"/>
                         </pic:spPr>
@@ -1472,7 +1472,7 @@
             <w:r>
               <w:drawing>
                 <wp:inline xmlns:a="http://schemas.openxmlformats.org/drawingml/2006/main" xmlns:pic="http://schemas.openxmlformats.org/drawingml/2006/picture">
-                  <wp:extent cx="259080" cy="146304"/>
+                  <wp:extent cx="624840" cy="143256"/>
                   <wp:docPr id="17" name="Picture 17"/>
                   <wp:cNvGraphicFramePr>
                     <a:graphicFrameLocks noChangeAspect="1"/>
@@ -1481,7 +1481,7 @@
                     <a:graphicData uri="http://schemas.openxmlformats.org/drawingml/2006/picture">
                       <pic:pic>
                         <pic:nvPicPr>
-                          <pic:cNvPr id="0" name="b64a7027da52e99e.png"/>
+                          <pic:cNvPr id="0" name="cd34ad22912cb49c.png"/>
                           <pic:cNvPicPr/>
                         </pic:nvPicPr>
                         <pic:blipFill>
@@ -1493,7 +1493,7 @@
                         <pic:spPr>
                           <a:xfrm>
                             <a:off x="0" y="0"/>
-                            <a:ext cx="259080" cy="146304"/>
+                            <a:ext cx="624840" cy="143256"/>
                           </a:xfrm>
                           <a:prstGeom prst="rect"/>
                         </pic:spPr>
@@ -1540,7 +1540,7 @@
                     <a:graphicData uri="http://schemas.openxmlformats.org/drawingml/2006/picture">
                       <pic:pic>
                         <pic:nvPicPr>
-                          <pic:cNvPr id="0" name="cd34ad22912cb49c.png"/>
+                          <pic:cNvPr id="0" name="dbef2912cb144de1.png"/>
                           <pic:cNvPicPr/>
                         </pic:nvPicPr>
                         <pic:blipFill>
@@ -1764,7 +1764,7 @@
             <w:r>
               <w:drawing>
                 <wp:inline xmlns:a="http://schemas.openxmlformats.org/drawingml/2006/main" xmlns:pic="http://schemas.openxmlformats.org/drawingml/2006/picture">
-                  <wp:extent cx="131064" cy="140208"/>
+                  <wp:extent cx="192024" cy="140208"/>
                   <wp:docPr id="21" name="Picture 21"/>
                   <wp:cNvGraphicFramePr>
                     <a:graphicFrameLocks noChangeAspect="1"/>
@@ -1773,7 +1773,7 @@
                     <a:graphicData uri="http://schemas.openxmlformats.org/drawingml/2006/picture">
                       <pic:pic>
                         <pic:nvPicPr>
-                          <pic:cNvPr id="0" name="2c07617b061d7521.png"/>
+                          <pic:cNvPr id="0" name="560f48eb96b8b991.png"/>
                           <pic:cNvPicPr/>
                         </pic:nvPicPr>
                         <pic:blipFill>
@@ -1785,7 +1785,7 @@
                         <pic:spPr>
                           <a:xfrm>
                             <a:off x="0" y="0"/>
-                            <a:ext cx="131064" cy="140208"/>
+                            <a:ext cx="192024" cy="140208"/>
                           </a:xfrm>
                           <a:prstGeom prst="rect"/>
                         </pic:spPr>
@@ -1823,7 +1823,7 @@
             <w:r>
               <w:drawing>
                 <wp:inline xmlns:a="http://schemas.openxmlformats.org/drawingml/2006/main" xmlns:pic="http://schemas.openxmlformats.org/drawingml/2006/picture">
-                  <wp:extent cx="192024" cy="140208"/>
+                  <wp:extent cx="131064" cy="140208"/>
                   <wp:docPr id="22" name="Picture 22"/>
                   <wp:cNvGraphicFramePr>
                     <a:graphicFrameLocks noChangeAspect="1"/>
@@ -1832,7 +1832,7 @@
                     <a:graphicData uri="http://schemas.openxmlformats.org/drawingml/2006/picture">
                       <pic:pic>
                         <pic:nvPicPr>
-                          <pic:cNvPr id="0" name="560f48eb96b8b991.png"/>
+                          <pic:cNvPr id="0" name="2c07617b061d7521.png"/>
                           <pic:cNvPicPr/>
                         </pic:nvPicPr>
                         <pic:blipFill>
@@ -1844,7 +1844,7 @@
                         <pic:spPr>
                           <a:xfrm>
                             <a:off x="0" y="0"/>
-                            <a:ext cx="192024" cy="140208"/>
+                            <a:ext cx="131064" cy="140208"/>
                           </a:xfrm>
                           <a:prstGeom prst="rect"/>
                         </pic:spPr>
